--- a/AI Agent/output/delivery/d480709c-0d5f-4322-96f5-b0968337f891/01_Python_and_Django_Fundamentals/01.01_Setting_Up_the_Django_Environment.docx
+++ b/AI Agent/output/delivery/d480709c-0d5f-4322-96f5-b0968337f891/01_Python_and_Django_Fundamentals/01.01_Setting_Up_the_Django_Environment.docx
@@ -5,6 +5,7 @@
     <w:p>
       <w:pPr>
         <w:pStyle w:val="Heading1"/>
+        <w:spacing w:after="120"/>
         <w:jc w:val="center"/>
       </w:pPr>
       <w:r>
@@ -14,6 +15,7 @@
     <w:p>
       <w:pPr>
         <w:pStyle w:val="Heading2"/>
+        <w:spacing w:after="240"/>
       </w:pPr>
       <w:r>
         <w:t>Subtopic 1: Setting Up the Django Environment</w:t>
@@ -23,16 +25,17 @@
       <w:tblPr>
         <w:tblStyle w:val="TableGrid"/>
         <w:tblW w:type="auto" w:w="0"/>
+        <w:jc w:val="center"/>
         <w:tblLook w:firstColumn="1" w:firstRow="1" w:lastColumn="0" w:lastRow="0" w:noHBand="0" w:noVBand="1" w:val="04A0"/>
       </w:tblPr>
       <w:tblGrid>
-        <w:gridCol w:w="4320"/>
-        <w:gridCol w:w="4320"/>
+        <w:gridCol w:w="4680"/>
+        <w:gridCol w:w="4680"/>
       </w:tblGrid>
       <w:tr>
         <w:tc>
           <w:tcPr>
-            <w:tcW w:type="dxa" w:w="4320"/>
+            <w:tcW w:type="dxa" w:w="2551"/>
           </w:tcPr>
           <w:p>
             <w:r>
@@ -42,7 +45,7 @@
         </w:tc>
         <w:tc>
           <w:tcPr>
-            <w:tcW w:type="dxa" w:w="4320"/>
+            <w:tcW w:type="dxa" w:w="7087"/>
           </w:tcPr>
           <w:p>
             <w:r>
@@ -54,7 +57,7 @@
       <w:tr>
         <w:tc>
           <w:tcPr>
-            <w:tcW w:type="dxa" w:w="4320"/>
+            <w:tcW w:type="dxa" w:w="2551"/>
           </w:tcPr>
           <w:p>
             <w:r>
@@ -64,7 +67,7 @@
         </w:tc>
         <w:tc>
           <w:tcPr>
-            <w:tcW w:type="dxa" w:w="4320"/>
+            <w:tcW w:type="dxa" w:w="7087"/>
           </w:tcPr>
           <w:p>
             <w:r>
@@ -76,7 +79,7 @@
       <w:tr>
         <w:tc>
           <w:tcPr>
-            <w:tcW w:type="dxa" w:w="4320"/>
+            <w:tcW w:type="dxa" w:w="2551"/>
           </w:tcPr>
           <w:p>
             <w:r>
@@ -86,7 +89,7 @@
         </w:tc>
         <w:tc>
           <w:tcPr>
-            <w:tcW w:type="dxa" w:w="4320"/>
+            <w:tcW w:type="dxa" w:w="7087"/>
           </w:tcPr>
           <w:p>
             <w:r>
@@ -98,7 +101,7 @@
       <w:tr>
         <w:tc>
           <w:tcPr>
-            <w:tcW w:type="dxa" w:w="4320"/>
+            <w:tcW w:type="dxa" w:w="2551"/>
           </w:tcPr>
           <w:p>
             <w:r>
@@ -108,7 +111,7 @@
         </w:tc>
         <w:tc>
           <w:tcPr>
-            <w:tcW w:type="dxa" w:w="4320"/>
+            <w:tcW w:type="dxa" w:w="7087"/>
           </w:tcPr>
           <w:p>
             <w:r>
@@ -120,7 +123,7 @@
       <w:tr>
         <w:tc>
           <w:tcPr>
-            <w:tcW w:type="dxa" w:w="4320"/>
+            <w:tcW w:type="dxa" w:w="2551"/>
           </w:tcPr>
           <w:p>
             <w:r>
@@ -130,7 +133,7 @@
         </w:tc>
         <w:tc>
           <w:tcPr>
-            <w:tcW w:type="dxa" w:w="4320"/>
+            <w:tcW w:type="dxa" w:w="7087"/>
           </w:tcPr>
           <w:p>
             <w:r>
@@ -143,9 +146,18 @@
     <w:p>
       <w:pPr>
         <w:pStyle w:val="Heading2"/>
+        <w:spacing w:after="240"/>
       </w:pPr>
       <w:r>
         <w:t>Content</w:t>
+      </w:r>
+    </w:p>
+    <w:p>
+      <w:pPr>
+        <w:pStyle w:val="Heading4"/>
+      </w:pPr>
+      <w:r>
+        <w:t>Introduction</w:t>
       </w:r>
     </w:p>
     <w:p>
@@ -154,17 +166,8 @@
       </w:pPr>
       <w:r>
         <w:rPr>
-          <w:sz w:val="22"/>
-        </w:rPr>
-        <w:t>#### Introduction</w:t>
-      </w:r>
-    </w:p>
-    <w:p>
-      <w:pPr>
-        <w:spacing w:after="120"/>
-      </w:pPr>
-      <w:r>
-        <w:rPr>
+          <w:rFonts w:ascii="Calibri" w:hAnsi="Calibri"/>
+          <w:color w:val="333333"/>
           <w:sz w:val="22"/>
         </w:rPr>
         <w:t>Setting up a Django environment is crucial for developing web applications. This involves installing Python and Django, along with setting up a development environment to ensure consistency across projects. A clean and managed environment allows for efficient project development and deployment.</w:t>
@@ -172,35 +175,32 @@
     </w:p>
     <w:p>
       <w:pPr>
-        <w:spacing w:after="120"/>
+        <w:pStyle w:val="Heading4"/>
       </w:pPr>
       <w:r>
-        <w:rPr>
-          <w:sz w:val="22"/>
-        </w:rPr>
-        <w:t>#### Key Concepts</w:t>
+        <w:t>Key Concepts</w:t>
       </w:r>
     </w:p>
     <w:p>
       <w:pPr>
-        <w:spacing w:after="120"/>
+        <w:pStyle w:val="ListNumber"/>
+        <w:spacing w:after="40" w:before="40"/>
       </w:pPr>
       <w:r>
         <w:rPr>
+          <w:rFonts w:ascii="Calibri" w:hAnsi="Calibri"/>
+          <w:b/>
           <w:sz w:val="22"/>
         </w:rPr>
+        <w:t xml:space="preserve">1. </w:t>
       </w:r>
       <w:r>
         <w:rPr>
-          <w:b/>
+          <w:rFonts w:ascii="Calibri" w:hAnsi="Calibri"/>
+          <w:color w:val="333333"/>
           <w:sz w:val="22"/>
         </w:rPr>
-        <w:t>1. Python Installation</w:t>
-      </w:r>
-      <w:r>
-        <w:rPr>
-          <w:sz w:val="22"/>
-        </w:rPr>
+        <w:t>Python Installation</w:t>
       </w:r>
     </w:p>
     <w:p>
@@ -210,18 +210,24 @@
       </w:pPr>
       <w:r>
         <w:rPr>
+          <w:rFonts w:ascii="Calibri" w:hAnsi="Calibri"/>
+          <w:color w:val="333333"/>
           <w:sz w:val="22"/>
         </w:rPr>
       </w:r>
       <w:r>
         <w:rPr>
+          <w:rFonts w:ascii="Calibri" w:hAnsi="Calibri"/>
           <w:b/>
+          <w:color w:val="333333"/>
           <w:sz w:val="22"/>
         </w:rPr>
         <w:t>Prerequisites</w:t>
       </w:r>
       <w:r>
         <w:rPr>
+          <w:rFonts w:ascii="Calibri" w:hAnsi="Calibri"/>
+          <w:color w:val="333333"/>
           <w:sz w:val="22"/>
         </w:rPr>
         <w:t xml:space="preserve">: Ensure your system has Python installed. You can check the version by running </w:t>
@@ -229,13 +235,15 @@
       <w:r>
         <w:rPr>
           <w:rFonts w:ascii="Consolas" w:hAnsi="Consolas"/>
-          <w:color w:val="2D2D2D"/>
-          <w:sz w:val="22"/>
+          <w:color w:val="333333"/>
+          <w:sz w:val="19"/>
         </w:rPr>
         <w:t>python --version</w:t>
       </w:r>
       <w:r>
         <w:rPr>
+          <w:rFonts w:ascii="Calibri" w:hAnsi="Calibri"/>
+          <w:color w:val="333333"/>
           <w:sz w:val="22"/>
         </w:rPr>
         <w:t xml:space="preserve"> or </w:t>
@@ -243,13 +251,15 @@
       <w:r>
         <w:rPr>
           <w:rFonts w:ascii="Consolas" w:hAnsi="Consolas"/>
-          <w:color w:val="2D2D2D"/>
-          <w:sz w:val="22"/>
+          <w:color w:val="333333"/>
+          <w:sz w:val="19"/>
         </w:rPr>
         <w:t>python3 --version</w:t>
       </w:r>
       <w:r>
         <w:rPr>
+          <w:rFonts w:ascii="Calibri" w:hAnsi="Calibri"/>
+          <w:color w:val="333333"/>
           <w:sz w:val="22"/>
         </w:rPr>
         <w:t>.</w:t>
@@ -262,18 +272,24 @@
       </w:pPr>
       <w:r>
         <w:rPr>
+          <w:rFonts w:ascii="Calibri" w:hAnsi="Calibri"/>
+          <w:color w:val="333333"/>
           <w:sz w:val="22"/>
         </w:rPr>
       </w:r>
       <w:r>
         <w:rPr>
+          <w:rFonts w:ascii="Calibri" w:hAnsi="Calibri"/>
           <w:b/>
+          <w:color w:val="333333"/>
           <w:sz w:val="22"/>
         </w:rPr>
         <w:t>Installation</w:t>
       </w:r>
       <w:r>
         <w:rPr>
+          <w:rFonts w:ascii="Calibri" w:hAnsi="Calibri"/>
+          <w:color w:val="333333"/>
           <w:sz w:val="22"/>
         </w:rPr>
         <w:t>: Download the latest version from the official Python website (https://www.python.org/downloads/). Select a version compatible with your OS. Install the package and set up the environment variables for Python.</w:t>
@@ -281,24 +297,24 @@
     </w:p>
     <w:p>
       <w:pPr>
-        <w:spacing w:after="120"/>
+        <w:pStyle w:val="ListNumber"/>
+        <w:spacing w:after="40" w:before="40"/>
       </w:pPr>
       <w:r>
         <w:rPr>
+          <w:rFonts w:ascii="Calibri" w:hAnsi="Calibri"/>
+          <w:b/>
           <w:sz w:val="22"/>
         </w:rPr>
+        <w:t xml:space="preserve">2. </w:t>
       </w:r>
       <w:r>
         <w:rPr>
-          <w:b/>
+          <w:rFonts w:ascii="Calibri" w:hAnsi="Calibri"/>
+          <w:color w:val="333333"/>
           <w:sz w:val="22"/>
         </w:rPr>
-        <w:t>2. Django Installation</w:t>
-      </w:r>
-      <w:r>
-        <w:rPr>
-          <w:sz w:val="22"/>
-        </w:rPr>
+        <w:t>Django Installation</w:t>
       </w:r>
     </w:p>
     <w:p>
@@ -308,18 +324,24 @@
       </w:pPr>
       <w:r>
         <w:rPr>
+          <w:rFonts w:ascii="Calibri" w:hAnsi="Calibri"/>
+          <w:color w:val="333333"/>
           <w:sz w:val="22"/>
         </w:rPr>
       </w:r>
       <w:r>
         <w:rPr>
+          <w:rFonts w:ascii="Calibri" w:hAnsi="Calibri"/>
           <w:b/>
+          <w:color w:val="333333"/>
           <w:sz w:val="22"/>
         </w:rPr>
         <w:t>Using pip</w:t>
       </w:r>
       <w:r>
         <w:rPr>
+          <w:rFonts w:ascii="Calibri" w:hAnsi="Calibri"/>
+          <w:color w:val="333333"/>
           <w:sz w:val="22"/>
         </w:rPr>
         <w:t xml:space="preserve">: Django is easily installable via Python’s package manager, </w:t>
@@ -327,13 +349,15 @@
       <w:r>
         <w:rPr>
           <w:rFonts w:ascii="Consolas" w:hAnsi="Consolas"/>
-          <w:color w:val="2D2D2D"/>
-          <w:sz w:val="22"/>
+          <w:color w:val="333333"/>
+          <w:sz w:val="19"/>
         </w:rPr>
         <w:t>pip</w:t>
       </w:r>
       <w:r>
         <w:rPr>
+          <w:rFonts w:ascii="Calibri" w:hAnsi="Calibri"/>
+          <w:color w:val="333333"/>
           <w:sz w:val="22"/>
         </w:rPr>
         <w:t xml:space="preserve">. Execute </w:t>
@@ -341,13 +365,15 @@
       <w:r>
         <w:rPr>
           <w:rFonts w:ascii="Consolas" w:hAnsi="Consolas"/>
-          <w:color w:val="2D2D2D"/>
-          <w:sz w:val="22"/>
+          <w:color w:val="333333"/>
+          <w:sz w:val="19"/>
         </w:rPr>
         <w:t>pip install django</w:t>
       </w:r>
       <w:r>
         <w:rPr>
+          <w:rFonts w:ascii="Calibri" w:hAnsi="Calibri"/>
+          <w:color w:val="333333"/>
           <w:sz w:val="22"/>
         </w:rPr>
         <w:t xml:space="preserve"> in your terminal to install Django. Verify the installation by creating a new Django project using </w:t>
@@ -355,13 +381,15 @@
       <w:r>
         <w:rPr>
           <w:rFonts w:ascii="Consolas" w:hAnsi="Consolas"/>
-          <w:color w:val="2D2D2D"/>
-          <w:sz w:val="22"/>
+          <w:color w:val="333333"/>
+          <w:sz w:val="19"/>
         </w:rPr>
         <w:t>django-admin startproject myproject</w:t>
       </w:r>
       <w:r>
         <w:rPr>
+          <w:rFonts w:ascii="Calibri" w:hAnsi="Calibri"/>
+          <w:color w:val="333333"/>
           <w:sz w:val="22"/>
         </w:rPr>
         <w:t>.</w:t>
@@ -374,18 +402,24 @@
       </w:pPr>
       <w:r>
         <w:rPr>
+          <w:rFonts w:ascii="Calibri" w:hAnsi="Calibri"/>
+          <w:color w:val="333333"/>
           <w:sz w:val="22"/>
         </w:rPr>
       </w:r>
       <w:r>
         <w:rPr>
+          <w:rFonts w:ascii="Calibri" w:hAnsi="Calibri"/>
           <w:b/>
+          <w:color w:val="333333"/>
           <w:sz w:val="22"/>
         </w:rPr>
         <w:t>Virtual Environment</w:t>
       </w:r>
       <w:r>
         <w:rPr>
+          <w:rFonts w:ascii="Calibri" w:hAnsi="Calibri"/>
+          <w:color w:val="333333"/>
           <w:sz w:val="22"/>
         </w:rPr>
         <w:t xml:space="preserve">: For better project isolation, use a virtual environment. Create one by running </w:t>
@@ -393,13 +427,15 @@
       <w:r>
         <w:rPr>
           <w:rFonts w:ascii="Consolas" w:hAnsi="Consolas"/>
-          <w:color w:val="2D2D2D"/>
-          <w:sz w:val="22"/>
+          <w:color w:val="333333"/>
+          <w:sz w:val="19"/>
         </w:rPr>
         <w:t>python -m venv myenv</w:t>
       </w:r>
       <w:r>
         <w:rPr>
+          <w:rFonts w:ascii="Calibri" w:hAnsi="Calibri"/>
+          <w:color w:val="333333"/>
           <w:sz w:val="22"/>
         </w:rPr>
         <w:t xml:space="preserve"> and activate it. Install Django within the virtual environment using </w:t>
@@ -407,13 +443,15 @@
       <w:r>
         <w:rPr>
           <w:rFonts w:ascii="Consolas" w:hAnsi="Consolas"/>
-          <w:color w:val="2D2D2D"/>
-          <w:sz w:val="22"/>
+          <w:color w:val="333333"/>
+          <w:sz w:val="19"/>
         </w:rPr>
         <w:t>pip install django</w:t>
       </w:r>
       <w:r>
         <w:rPr>
+          <w:rFonts w:ascii="Calibri" w:hAnsi="Calibri"/>
+          <w:color w:val="333333"/>
           <w:sz w:val="22"/>
         </w:rPr>
         <w:t>.</w:t>
@@ -421,24 +459,24 @@
     </w:p>
     <w:p>
       <w:pPr>
-        <w:spacing w:after="120"/>
+        <w:pStyle w:val="ListNumber"/>
+        <w:spacing w:after="40" w:before="40"/>
       </w:pPr>
       <w:r>
         <w:rPr>
+          <w:rFonts w:ascii="Calibri" w:hAnsi="Calibri"/>
+          <w:b/>
           <w:sz w:val="22"/>
         </w:rPr>
+        <w:t xml:space="preserve">3. </w:t>
       </w:r>
       <w:r>
         <w:rPr>
-          <w:b/>
+          <w:rFonts w:ascii="Calibri" w:hAnsi="Calibri"/>
+          <w:color w:val="333333"/>
           <w:sz w:val="22"/>
         </w:rPr>
-        <w:t>3. Basic Project Structure</w:t>
-      </w:r>
-      <w:r>
-        <w:rPr>
-          <w:sz w:val="22"/>
-        </w:rPr>
+        <w:t>Basic Project Structure</w:t>
       </w:r>
     </w:p>
     <w:p>
@@ -448,6 +486,8 @@
       </w:pPr>
       <w:r>
         <w:rPr>
+          <w:rFonts w:ascii="Calibri" w:hAnsi="Calibri"/>
+          <w:color w:val="333333"/>
           <w:sz w:val="22"/>
         </w:rPr>
         <w:t>Django projects follow a standard directory structure. The basic layout is as follows:</w:t>
@@ -456,23 +496,31 @@
     <w:p>
       <w:pPr>
         <w:pStyle w:val="ListBullet"/>
+        <w:numPr>
+          <w:ilvl w:val="1"/>
+        </w:numPr>
         <w:spacing w:after="40" w:before="40"/>
+        <w:ind w:left="1077" w:hanging="357"/>
       </w:pPr>
       <w:r>
         <w:rPr>
+          <w:rFonts w:ascii="Calibri" w:hAnsi="Calibri"/>
+          <w:color w:val="333333"/>
           <w:sz w:val="22"/>
         </w:rPr>
       </w:r>
       <w:r>
         <w:rPr>
           <w:rFonts w:ascii="Consolas" w:hAnsi="Consolas"/>
-          <w:color w:val="2D2D2D"/>
-          <w:sz w:val="22"/>
+          <w:color w:val="333333"/>
+          <w:sz w:val="19"/>
         </w:rPr>
         <w:t>src/main/python/myproject/</w:t>
       </w:r>
       <w:r>
         <w:rPr>
+          <w:rFonts w:ascii="Calibri" w:hAnsi="Calibri"/>
+          <w:color w:val="333333"/>
           <w:sz w:val="22"/>
         </w:rPr>
         <w:t xml:space="preserve"> (project root)</w:t>
@@ -481,23 +529,31 @@
     <w:p>
       <w:pPr>
         <w:pStyle w:val="ListBullet"/>
+        <w:numPr>
+          <w:ilvl w:val="1"/>
+        </w:numPr>
         <w:spacing w:after="40" w:before="40"/>
+        <w:ind w:left="1077" w:hanging="357"/>
       </w:pPr>
       <w:r>
         <w:rPr>
+          <w:rFonts w:ascii="Calibri" w:hAnsi="Calibri"/>
+          <w:color w:val="333333"/>
           <w:sz w:val="22"/>
         </w:rPr>
       </w:r>
       <w:r>
         <w:rPr>
           <w:rFonts w:ascii="Consolas" w:hAnsi="Consolas"/>
-          <w:color w:val="2D2D2D"/>
-          <w:sz w:val="22"/>
+          <w:color w:val="333333"/>
+          <w:sz w:val="19"/>
         </w:rPr>
         <w:t>src/main/python/myproject/settings.py</w:t>
       </w:r>
       <w:r>
         <w:rPr>
+          <w:rFonts w:ascii="Calibri" w:hAnsi="Calibri"/>
+          <w:color w:val="333333"/>
           <w:sz w:val="22"/>
         </w:rPr>
         <w:t xml:space="preserve"> (application settings)</w:t>
@@ -506,23 +562,31 @@
     <w:p>
       <w:pPr>
         <w:pStyle w:val="ListBullet"/>
+        <w:numPr>
+          <w:ilvl w:val="1"/>
+        </w:numPr>
         <w:spacing w:after="40" w:before="40"/>
+        <w:ind w:left="1077" w:hanging="357"/>
       </w:pPr>
       <w:r>
         <w:rPr>
+          <w:rFonts w:ascii="Calibri" w:hAnsi="Calibri"/>
+          <w:color w:val="333333"/>
           <w:sz w:val="22"/>
         </w:rPr>
       </w:r>
       <w:r>
         <w:rPr>
           <w:rFonts w:ascii="Consolas" w:hAnsi="Consolas"/>
-          <w:color w:val="2D2D2D"/>
-          <w:sz w:val="22"/>
+          <w:color w:val="333333"/>
+          <w:sz w:val="19"/>
         </w:rPr>
         <w:t>src/main/python/myproject/urls.py</w:t>
       </w:r>
       <w:r>
         <w:rPr>
+          <w:rFonts w:ascii="Calibri" w:hAnsi="Calibri"/>
+          <w:color w:val="333333"/>
           <w:sz w:val="22"/>
         </w:rPr>
         <w:t xml:space="preserve"> (URL routing)</w:t>
@@ -531,23 +595,31 @@
     <w:p>
       <w:pPr>
         <w:pStyle w:val="ListBullet"/>
+        <w:numPr>
+          <w:ilvl w:val="1"/>
+        </w:numPr>
         <w:spacing w:after="40" w:before="40"/>
+        <w:ind w:left="1077" w:hanging="357"/>
       </w:pPr>
       <w:r>
         <w:rPr>
+          <w:rFonts w:ascii="Calibri" w:hAnsi="Calibri"/>
+          <w:color w:val="333333"/>
           <w:sz w:val="22"/>
         </w:rPr>
       </w:r>
       <w:r>
         <w:rPr>
           <w:rFonts w:ascii="Consolas" w:hAnsi="Consolas"/>
-          <w:color w:val="2D2D2D"/>
-          <w:sz w:val="22"/>
+          <w:color w:val="333333"/>
+          <w:sz w:val="19"/>
         </w:rPr>
         <w:t>src/main/python/myproject/wsgi.py</w:t>
       </w:r>
       <w:r>
         <w:rPr>
+          <w:rFonts w:ascii="Calibri" w:hAnsi="Calibri"/>
+          <w:color w:val="333333"/>
           <w:sz w:val="22"/>
         </w:rPr>
         <w:t xml:space="preserve"> (web service gateway interface)</w:t>
@@ -556,23 +628,31 @@
     <w:p>
       <w:pPr>
         <w:pStyle w:val="ListBullet"/>
+        <w:numPr>
+          <w:ilvl w:val="1"/>
+        </w:numPr>
         <w:spacing w:after="40" w:before="40"/>
+        <w:ind w:left="1077" w:hanging="357"/>
       </w:pPr>
       <w:r>
         <w:rPr>
+          <w:rFonts w:ascii="Calibri" w:hAnsi="Calibri"/>
+          <w:color w:val="333333"/>
           <w:sz w:val="22"/>
         </w:rPr>
       </w:r>
       <w:r>
         <w:rPr>
           <w:rFonts w:ascii="Consolas" w:hAnsi="Consolas"/>
-          <w:color w:val="2D2D2D"/>
-          <w:sz w:val="22"/>
+          <w:color w:val="333333"/>
+          <w:sz w:val="19"/>
         </w:rPr>
         <w:t>src/main/python/myproject/admin.py</w:t>
       </w:r>
       <w:r>
         <w:rPr>
+          <w:rFonts w:ascii="Calibri" w:hAnsi="Calibri"/>
+          <w:color w:val="333333"/>
           <w:sz w:val="22"/>
         </w:rPr>
         <w:t xml:space="preserve"> (admin interface)</w:t>
@@ -581,23 +661,31 @@
     <w:p>
       <w:pPr>
         <w:pStyle w:val="ListBullet"/>
+        <w:numPr>
+          <w:ilvl w:val="1"/>
+        </w:numPr>
         <w:spacing w:after="40" w:before="40"/>
+        <w:ind w:left="1077" w:hanging="357"/>
       </w:pPr>
       <w:r>
         <w:rPr>
+          <w:rFonts w:ascii="Calibri" w:hAnsi="Calibri"/>
+          <w:color w:val="333333"/>
           <w:sz w:val="22"/>
         </w:rPr>
       </w:r>
       <w:r>
         <w:rPr>
           <w:rFonts w:ascii="Consolas" w:hAnsi="Consolas"/>
-          <w:color w:val="2D2D2D"/>
-          <w:sz w:val="22"/>
+          <w:color w:val="333333"/>
+          <w:sz w:val="19"/>
         </w:rPr>
         <w:t>src/main/python/myproject/migrations/</w:t>
       </w:r>
       <w:r>
         <w:rPr>
+          <w:rFonts w:ascii="Calibri" w:hAnsi="Calibri"/>
+          <w:color w:val="333333"/>
           <w:sz w:val="22"/>
         </w:rPr>
         <w:t xml:space="preserve"> (migration scripts)</w:t>
@@ -606,23 +694,31 @@
     <w:p>
       <w:pPr>
         <w:pStyle w:val="ListBullet"/>
+        <w:numPr>
+          <w:ilvl w:val="1"/>
+        </w:numPr>
         <w:spacing w:after="40" w:before="40"/>
+        <w:ind w:left="1077" w:hanging="357"/>
       </w:pPr>
       <w:r>
         <w:rPr>
+          <w:rFonts w:ascii="Calibri" w:hAnsi="Calibri"/>
+          <w:color w:val="333333"/>
           <w:sz w:val="22"/>
         </w:rPr>
       </w:r>
       <w:r>
         <w:rPr>
           <w:rFonts w:ascii="Consolas" w:hAnsi="Consolas"/>
-          <w:color w:val="2D2D2D"/>
-          <w:sz w:val="22"/>
+          <w:color w:val="333333"/>
+          <w:sz w:val="19"/>
         </w:rPr>
         <w:t>src/main/python/myproject/management/commands/</w:t>
       </w:r>
       <w:r>
         <w:rPr>
+          <w:rFonts w:ascii="Calibri" w:hAnsi="Calibri"/>
+          <w:color w:val="333333"/>
           <w:sz w:val="22"/>
         </w:rPr>
         <w:t xml:space="preserve"> (custom management commands)</w:t>
@@ -631,23 +727,31 @@
     <w:p>
       <w:pPr>
         <w:pStyle w:val="ListBullet"/>
+        <w:numPr>
+          <w:ilvl w:val="1"/>
+        </w:numPr>
         <w:spacing w:after="40" w:before="40"/>
+        <w:ind w:left="1077" w:hanging="357"/>
       </w:pPr>
       <w:r>
         <w:rPr>
+          <w:rFonts w:ascii="Calibri" w:hAnsi="Calibri"/>
+          <w:color w:val="333333"/>
           <w:sz w:val="22"/>
         </w:rPr>
       </w:r>
       <w:r>
         <w:rPr>
           <w:rFonts w:ascii="Consolas" w:hAnsi="Consolas"/>
-          <w:color w:val="2D2D2D"/>
-          <w:sz w:val="22"/>
+          <w:color w:val="333333"/>
+          <w:sz w:val="19"/>
         </w:rPr>
         <w:t>src/main/python/myproject/templates/</w:t>
       </w:r>
       <w:r>
         <w:rPr>
+          <w:rFonts w:ascii="Calibri" w:hAnsi="Calibri"/>
+          <w:color w:val="333333"/>
           <w:sz w:val="22"/>
         </w:rPr>
         <w:t xml:space="preserve"> (template directory for HTML pages)</w:t>
@@ -656,23 +760,31 @@
     <w:p>
       <w:pPr>
         <w:pStyle w:val="ListBullet"/>
+        <w:numPr>
+          <w:ilvl w:val="1"/>
+        </w:numPr>
         <w:spacing w:after="40" w:before="40"/>
+        <w:ind w:left="1077" w:hanging="357"/>
       </w:pPr>
       <w:r>
         <w:rPr>
+          <w:rFonts w:ascii="Calibri" w:hAnsi="Calibri"/>
+          <w:color w:val="333333"/>
           <w:sz w:val="22"/>
         </w:rPr>
       </w:r>
       <w:r>
         <w:rPr>
           <w:rFonts w:ascii="Consolas" w:hAnsi="Consolas"/>
-          <w:color w:val="2D2D2D"/>
-          <w:sz w:val="22"/>
+          <w:color w:val="333333"/>
+          <w:sz w:val="19"/>
         </w:rPr>
         <w:t>src/main/python/myproject/static/</w:t>
       </w:r>
       <w:r>
         <w:rPr>
+          <w:rFonts w:ascii="Calibri" w:hAnsi="Calibri"/>
+          <w:color w:val="333333"/>
           <w:sz w:val="22"/>
         </w:rPr>
         <w:t xml:space="preserve"> (static files directory)</w:t>
@@ -685,18 +797,24 @@
       </w:pPr>
       <w:r>
         <w:rPr>
+          <w:rFonts w:ascii="Calibri" w:hAnsi="Calibri"/>
+          <w:color w:val="333333"/>
           <w:sz w:val="22"/>
         </w:rPr>
       </w:r>
       <w:r>
         <w:rPr>
+          <w:rFonts w:ascii="Calibri" w:hAnsi="Calibri"/>
           <w:b/>
+          <w:color w:val="333333"/>
           <w:sz w:val="22"/>
         </w:rPr>
         <w:t>Configuration File</w:t>
       </w:r>
       <w:r>
         <w:rPr>
+          <w:rFonts w:ascii="Calibri" w:hAnsi="Calibri"/>
+          <w:color w:val="333333"/>
           <w:sz w:val="22"/>
         </w:rPr>
         <w:t xml:space="preserve">: </w:t>
@@ -704,13 +822,15 @@
       <w:r>
         <w:rPr>
           <w:rFonts w:ascii="Consolas" w:hAnsi="Consolas"/>
-          <w:color w:val="2D2D2D"/>
-          <w:sz w:val="22"/>
+          <w:color w:val="333333"/>
+          <w:sz w:val="19"/>
         </w:rPr>
         <w:t>settings.py</w:t>
       </w:r>
       <w:r>
         <w:rPr>
+          <w:rFonts w:ascii="Calibri" w:hAnsi="Calibri"/>
+          <w:color w:val="333333"/>
           <w:sz w:val="22"/>
         </w:rPr>
         <w:t xml:space="preserve"> contains all Django settings including database configuration, installed apps, middleware, and templates directories.</w:t>
@@ -723,18 +843,24 @@
       </w:pPr>
       <w:r>
         <w:rPr>
+          <w:rFonts w:ascii="Calibri" w:hAnsi="Calibri"/>
+          <w:color w:val="333333"/>
           <w:sz w:val="22"/>
         </w:rPr>
       </w:r>
       <w:r>
         <w:rPr>
+          <w:rFonts w:ascii="Calibri" w:hAnsi="Calibri"/>
           <w:b/>
+          <w:color w:val="333333"/>
           <w:sz w:val="22"/>
         </w:rPr>
         <w:t>URL Configuration</w:t>
       </w:r>
       <w:r>
         <w:rPr>
+          <w:rFonts w:ascii="Calibri" w:hAnsi="Calibri"/>
+          <w:color w:val="333333"/>
           <w:sz w:val="22"/>
         </w:rPr>
         <w:t xml:space="preserve">: </w:t>
@@ -742,13 +868,15 @@
       <w:r>
         <w:rPr>
           <w:rFonts w:ascii="Consolas" w:hAnsi="Consolas"/>
-          <w:color w:val="2D2D2D"/>
-          <w:sz w:val="22"/>
+          <w:color w:val="333333"/>
+          <w:sz w:val="19"/>
         </w:rPr>
         <w:t>urls.py</w:t>
       </w:r>
       <w:r>
         <w:rPr>
+          <w:rFonts w:ascii="Calibri" w:hAnsi="Calibri"/>
+          <w:color w:val="333333"/>
           <w:sz w:val="22"/>
         </w:rPr>
         <w:t xml:space="preserve"> maps URLs to views and admin functions.</w:t>
@@ -756,24 +884,24 @@
     </w:p>
     <w:p>
       <w:pPr>
-        <w:spacing w:after="120"/>
+        <w:pStyle w:val="ListNumber"/>
+        <w:spacing w:after="40" w:before="40"/>
       </w:pPr>
       <w:r>
         <w:rPr>
+          <w:rFonts w:ascii="Calibri" w:hAnsi="Calibri"/>
+          <w:b/>
           <w:sz w:val="22"/>
         </w:rPr>
+        <w:t xml:space="preserve">4. </w:t>
       </w:r>
       <w:r>
         <w:rPr>
-          <w:b/>
+          <w:rFonts w:ascii="Calibri" w:hAnsi="Calibri"/>
+          <w:color w:val="333333"/>
           <w:sz w:val="22"/>
         </w:rPr>
-        <w:t>4. Running Your Django Project</w:t>
-      </w:r>
-      <w:r>
-        <w:rPr>
-          <w:sz w:val="22"/>
-        </w:rPr>
+        <w:t>Running Your Django Project</w:t>
       </w:r>
     </w:p>
     <w:p>
@@ -783,6 +911,8 @@
       </w:pPr>
       <w:r>
         <w:rPr>
+          <w:rFonts w:ascii="Calibri" w:hAnsi="Calibri"/>
+          <w:color w:val="333333"/>
           <w:sz w:val="22"/>
         </w:rPr>
         <w:t xml:space="preserve">To start the development server, use </w:t>
@@ -790,13 +920,15 @@
       <w:r>
         <w:rPr>
           <w:rFonts w:ascii="Consolas" w:hAnsi="Consolas"/>
-          <w:color w:val="2D2D2D"/>
-          <w:sz w:val="22"/>
+          <w:color w:val="333333"/>
+          <w:sz w:val="19"/>
         </w:rPr>
         <w:t>python manage.py runserver</w:t>
       </w:r>
       <w:r>
         <w:rPr>
+          <w:rFonts w:ascii="Calibri" w:hAnsi="Calibri"/>
+          <w:color w:val="333333"/>
           <w:sz w:val="22"/>
         </w:rPr>
         <w:t xml:space="preserve"> in your project directory. This will run Django’s development server on </w:t>
@@ -804,13 +936,15 @@
       <w:r>
         <w:rPr>
           <w:rFonts w:ascii="Consolas" w:hAnsi="Consolas"/>
-          <w:color w:val="2D2D2D"/>
-          <w:sz w:val="22"/>
+          <w:color w:val="333333"/>
+          <w:sz w:val="19"/>
         </w:rPr>
         <w:t>http://localhost:8000/</w:t>
       </w:r>
       <w:r>
         <w:rPr>
+          <w:rFonts w:ascii="Calibri" w:hAnsi="Calibri"/>
+          <w:color w:val="333333"/>
           <w:sz w:val="22"/>
         </w:rPr>
         <w:t>.</w:t>
@@ -823,18 +957,24 @@
       </w:pPr>
       <w:r>
         <w:rPr>
+          <w:rFonts w:ascii="Calibri" w:hAnsi="Calibri"/>
+          <w:color w:val="333333"/>
           <w:sz w:val="22"/>
         </w:rPr>
       </w:r>
       <w:r>
         <w:rPr>
+          <w:rFonts w:ascii="Calibri" w:hAnsi="Calibri"/>
           <w:b/>
+          <w:color w:val="333333"/>
           <w:sz w:val="22"/>
         </w:rPr>
         <w:t>Testing</w:t>
       </w:r>
       <w:r>
         <w:rPr>
+          <w:rFonts w:ascii="Calibri" w:hAnsi="Calibri"/>
+          <w:color w:val="333333"/>
           <w:sz w:val="22"/>
         </w:rPr>
         <w:t>: Use the built-in Django test framework to write and run tests. This helps catch bugs early and ensures your application works as expected.</w:t>
@@ -842,123 +982,730 @@
     </w:p>
     <w:p>
       <w:pPr>
-        <w:spacing w:after="120"/>
+        <w:pStyle w:val="Heading4"/>
       </w:pPr>
       <w:r>
-        <w:rPr>
-          <w:sz w:val="22"/>
-        </w:rPr>
-        <w:t>#### Practical Example</w:t>
+        <w:t>Practical Example</w:t>
       </w:r>
     </w:p>
     <w:p>
       <w:pPr>
-        <w:spacing w:after="120" w:before="120"/>
+        <w:spacing w:after="0" w:before="120"/>
+        <w:ind w:left="567"/>
+      </w:pPr>
+      <w:r>
+        <w:rPr>
+          <w:rFonts w:ascii="Consolas" w:hAnsi="Consolas"/>
+          <w:i/>
+          <w:color w:val="808080"/>
+          <w:sz w:val="16"/>
+        </w:rPr>
+        <w:t>python</w:t>
+      </w:r>
+    </w:p>
+    <w:p>
+      <w:pPr>
+        <w:pStyle w:val="CodeBlock"/>
       </w:pPr>
       <w:r>
         <w:rPr>
           <w:rFonts w:ascii="Consolas" w:hAnsi="Consolas"/>
           <w:color w:val="2D2D2D"/>
-          <w:sz w:val="18"/>
+          <w:sz w:val="19"/>
         </w:rPr>
         <w:t># src/main/python/myproject/settings.py</w:t>
+      </w:r>
+      <w:r>
+        <w:rPr>
+          <w:rFonts w:ascii="Consolas" w:hAnsi="Consolas"/>
+          <w:sz w:val="19"/>
+        </w:rPr>
         <w:br/>
+      </w:r>
+      <w:r>
+        <w:rPr>
+          <w:rFonts w:ascii="Consolas" w:hAnsi="Consolas"/>
+          <w:color w:val="2D2D2D"/>
+          <w:sz w:val="19"/>
+        </w:rPr>
         <w:t># Example of settings</w:t>
+      </w:r>
+      <w:r>
+        <w:rPr>
+          <w:rFonts w:ascii="Consolas" w:hAnsi="Consolas"/>
+          <w:sz w:val="19"/>
+        </w:rPr>
         <w:br/>
+      </w:r>
+      <w:r>
+        <w:rPr>
+          <w:rFonts w:ascii="Consolas" w:hAnsi="Consolas"/>
+          <w:color w:val="2D2D2D"/>
+          <w:sz w:val="19"/>
+        </w:rPr>
         <w:t>INSTALLED_APPS = [</w:t>
+      </w:r>
+      <w:r>
+        <w:rPr>
+          <w:rFonts w:ascii="Consolas" w:hAnsi="Consolas"/>
+          <w:sz w:val="19"/>
+        </w:rPr>
         <w:br/>
+      </w:r>
+      <w:r>
+        <w:rPr>
+          <w:rFonts w:ascii="Consolas" w:hAnsi="Consolas"/>
+          <w:color w:val="2D2D2D"/>
+          <w:sz w:val="19"/>
+        </w:rPr>
         <w:t xml:space="preserve">    'django.contrib.admin',</w:t>
+      </w:r>
+      <w:r>
+        <w:rPr>
+          <w:rFonts w:ascii="Consolas" w:hAnsi="Consolas"/>
+          <w:sz w:val="19"/>
+        </w:rPr>
         <w:br/>
+      </w:r>
+      <w:r>
+        <w:rPr>
+          <w:rFonts w:ascii="Consolas" w:hAnsi="Consolas"/>
+          <w:color w:val="2D2D2D"/>
+          <w:sz w:val="19"/>
+        </w:rPr>
         <w:t xml:space="preserve">    'django.contrib.auth',</w:t>
+      </w:r>
+      <w:r>
+        <w:rPr>
+          <w:rFonts w:ascii="Consolas" w:hAnsi="Consolas"/>
+          <w:sz w:val="19"/>
+        </w:rPr>
         <w:br/>
+      </w:r>
+      <w:r>
+        <w:rPr>
+          <w:rFonts w:ascii="Consolas" w:hAnsi="Consolas"/>
+          <w:color w:val="2D2D2D"/>
+          <w:sz w:val="19"/>
+        </w:rPr>
         <w:t xml:space="preserve">    'django.contrib.contenttypes',</w:t>
+      </w:r>
+      <w:r>
+        <w:rPr>
+          <w:rFonts w:ascii="Consolas" w:hAnsi="Consolas"/>
+          <w:sz w:val="19"/>
+        </w:rPr>
         <w:br/>
+      </w:r>
+      <w:r>
+        <w:rPr>
+          <w:rFonts w:ascii="Consolas" w:hAnsi="Consolas"/>
+          <w:color w:val="2D2D2D"/>
+          <w:sz w:val="19"/>
+        </w:rPr>
         <w:t xml:space="preserve">    'django.contrib.sessions',</w:t>
+      </w:r>
+      <w:r>
+        <w:rPr>
+          <w:rFonts w:ascii="Consolas" w:hAnsi="Consolas"/>
+          <w:sz w:val="19"/>
+        </w:rPr>
         <w:br/>
+      </w:r>
+      <w:r>
+        <w:rPr>
+          <w:rFonts w:ascii="Consolas" w:hAnsi="Consolas"/>
+          <w:color w:val="2D2D2D"/>
+          <w:sz w:val="19"/>
+        </w:rPr>
         <w:t xml:space="preserve">    'django.contrib.messages',</w:t>
+      </w:r>
+      <w:r>
+        <w:rPr>
+          <w:rFonts w:ascii="Consolas" w:hAnsi="Consolas"/>
+          <w:sz w:val="19"/>
+        </w:rPr>
         <w:br/>
+      </w:r>
+      <w:r>
+        <w:rPr>
+          <w:rFonts w:ascii="Consolas" w:hAnsi="Consolas"/>
+          <w:color w:val="2D2D2D"/>
+          <w:sz w:val="19"/>
+        </w:rPr>
         <w:t xml:space="preserve">    'django.contrib.staticfiles',</w:t>
+      </w:r>
+      <w:r>
+        <w:rPr>
+          <w:rFonts w:ascii="Consolas" w:hAnsi="Consolas"/>
+          <w:sz w:val="19"/>
+        </w:rPr>
         <w:br/>
+      </w:r>
+      <w:r>
+        <w:rPr>
+          <w:rFonts w:ascii="Consolas" w:hAnsi="Consolas"/>
+          <w:color w:val="2D2D2D"/>
+          <w:sz w:val="19"/>
+        </w:rPr>
         <w:t xml:space="preserve">    'myapp',  # custom app</w:t>
+      </w:r>
+      <w:r>
+        <w:rPr>
+          <w:rFonts w:ascii="Consolas" w:hAnsi="Consolas"/>
+          <w:sz w:val="19"/>
+        </w:rPr>
         <w:br/>
+      </w:r>
+      <w:r>
+        <w:rPr>
+          <w:rFonts w:ascii="Consolas" w:hAnsi="Consolas"/>
+          <w:color w:val="2D2D2D"/>
+          <w:sz w:val="19"/>
+        </w:rPr>
         <w:t>]</w:t>
+      </w:r>
+      <w:r>
+        <w:rPr>
+          <w:rFonts w:ascii="Consolas" w:hAnsi="Consolas"/>
+          <w:sz w:val="19"/>
+        </w:rPr>
         <w:br/>
+      </w:r>
+      <w:r>
+        <w:rPr>
+          <w:rFonts w:ascii="Consolas" w:hAnsi="Consolas"/>
+          <w:color w:val="2D2D2D"/>
+          <w:sz w:val="19"/>
+        </w:rPr>
+      </w:r>
+      <w:r>
+        <w:rPr>
+          <w:rFonts w:ascii="Consolas" w:hAnsi="Consolas"/>
+          <w:sz w:val="19"/>
+        </w:rPr>
         <w:br/>
+      </w:r>
+      <w:r>
+        <w:rPr>
+          <w:rFonts w:ascii="Consolas" w:hAnsi="Consolas"/>
+          <w:color w:val="2D2D2D"/>
+          <w:sz w:val="19"/>
+        </w:rPr>
         <w:t>MIDDLEWARE = [</w:t>
+      </w:r>
+      <w:r>
+        <w:rPr>
+          <w:rFonts w:ascii="Consolas" w:hAnsi="Consolas"/>
+          <w:sz w:val="19"/>
+        </w:rPr>
         <w:br/>
+      </w:r>
+      <w:r>
+        <w:rPr>
+          <w:rFonts w:ascii="Consolas" w:hAnsi="Consolas"/>
+          <w:color w:val="2D2D2D"/>
+          <w:sz w:val="19"/>
+        </w:rPr>
         <w:t xml:space="preserve">    'django.middleware.security.SecurityMiddleware',</w:t>
+      </w:r>
+      <w:r>
+        <w:rPr>
+          <w:rFonts w:ascii="Consolas" w:hAnsi="Consolas"/>
+          <w:sz w:val="19"/>
+        </w:rPr>
         <w:br/>
+      </w:r>
+      <w:r>
+        <w:rPr>
+          <w:rFonts w:ascii="Consolas" w:hAnsi="Consolas"/>
+          <w:color w:val="2D2D2D"/>
+          <w:sz w:val="19"/>
+        </w:rPr>
         <w:t xml:space="preserve">    'django.contrib.sessions.middleware.SessionMiddleware',</w:t>
+      </w:r>
+      <w:r>
+        <w:rPr>
+          <w:rFonts w:ascii="Consolas" w:hAnsi="Consolas"/>
+          <w:sz w:val="19"/>
+        </w:rPr>
         <w:br/>
+      </w:r>
+      <w:r>
+        <w:rPr>
+          <w:rFonts w:ascii="Consolas" w:hAnsi="Consolas"/>
+          <w:color w:val="2D2D2D"/>
+          <w:sz w:val="19"/>
+        </w:rPr>
         <w:t xml:space="preserve">    'django.middleware.common.CommonMiddleware',</w:t>
+      </w:r>
+      <w:r>
+        <w:rPr>
+          <w:rFonts w:ascii="Consolas" w:hAnsi="Consolas"/>
+          <w:sz w:val="19"/>
+        </w:rPr>
         <w:br/>
+      </w:r>
+      <w:r>
+        <w:rPr>
+          <w:rFonts w:ascii="Consolas" w:hAnsi="Consolas"/>
+          <w:color w:val="2D2D2D"/>
+          <w:sz w:val="19"/>
+        </w:rPr>
         <w:t xml:space="preserve">    'django.middleware.csrf.CsrfViewMiddleware',</w:t>
+      </w:r>
+      <w:r>
+        <w:rPr>
+          <w:rFonts w:ascii="Consolas" w:hAnsi="Consolas"/>
+          <w:sz w:val="19"/>
+        </w:rPr>
         <w:br/>
+      </w:r>
+      <w:r>
+        <w:rPr>
+          <w:rFonts w:ascii="Consolas" w:hAnsi="Consolas"/>
+          <w:color w:val="2D2D2D"/>
+          <w:sz w:val="19"/>
+        </w:rPr>
         <w:t xml:space="preserve">    'django.contrib.auth.middleware.AuthenticationMiddleware',</w:t>
+      </w:r>
+      <w:r>
+        <w:rPr>
+          <w:rFonts w:ascii="Consolas" w:hAnsi="Consolas"/>
+          <w:sz w:val="19"/>
+        </w:rPr>
         <w:br/>
+      </w:r>
+      <w:r>
+        <w:rPr>
+          <w:rFonts w:ascii="Consolas" w:hAnsi="Consolas"/>
+          <w:color w:val="2D2D2D"/>
+          <w:sz w:val="19"/>
+        </w:rPr>
         <w:t xml:space="preserve">    'django.contrib.messages.middleware.MessageMiddleware',</w:t>
+      </w:r>
+      <w:r>
+        <w:rPr>
+          <w:rFonts w:ascii="Consolas" w:hAnsi="Consolas"/>
+          <w:sz w:val="19"/>
+        </w:rPr>
         <w:br/>
+      </w:r>
+      <w:r>
+        <w:rPr>
+          <w:rFonts w:ascii="Consolas" w:hAnsi="Consolas"/>
+          <w:color w:val="2D2D2D"/>
+          <w:sz w:val="19"/>
+        </w:rPr>
         <w:t xml:space="preserve">    'django.middleware.clickjacking.XFrameOptionsMiddleware',</w:t>
+      </w:r>
+      <w:r>
+        <w:rPr>
+          <w:rFonts w:ascii="Consolas" w:hAnsi="Consolas"/>
+          <w:sz w:val="19"/>
+        </w:rPr>
         <w:br/>
+      </w:r>
+      <w:r>
+        <w:rPr>
+          <w:rFonts w:ascii="Consolas" w:hAnsi="Consolas"/>
+          <w:color w:val="2D2D2D"/>
+          <w:sz w:val="19"/>
+        </w:rPr>
         <w:t>]</w:t>
+      </w:r>
+      <w:r>
+        <w:rPr>
+          <w:rFonts w:ascii="Consolas" w:hAnsi="Consolas"/>
+          <w:sz w:val="19"/>
+        </w:rPr>
         <w:br/>
+      </w:r>
+      <w:r>
+        <w:rPr>
+          <w:rFonts w:ascii="Consolas" w:hAnsi="Consolas"/>
+          <w:color w:val="2D2D2D"/>
+          <w:sz w:val="19"/>
+        </w:rPr>
+      </w:r>
+      <w:r>
+        <w:rPr>
+          <w:rFonts w:ascii="Consolas" w:hAnsi="Consolas"/>
+          <w:sz w:val="19"/>
+        </w:rPr>
         <w:br/>
+      </w:r>
+      <w:r>
+        <w:rPr>
+          <w:rFonts w:ascii="Consolas" w:hAnsi="Consolas"/>
+          <w:color w:val="2D2D2D"/>
+          <w:sz w:val="19"/>
+        </w:rPr>
         <w:t>DATABASES = {</w:t>
+      </w:r>
+      <w:r>
+        <w:rPr>
+          <w:rFonts w:ascii="Consolas" w:hAnsi="Consolas"/>
+          <w:sz w:val="19"/>
+        </w:rPr>
         <w:br/>
+      </w:r>
+      <w:r>
+        <w:rPr>
+          <w:rFonts w:ascii="Consolas" w:hAnsi="Consolas"/>
+          <w:color w:val="2D2D2D"/>
+          <w:sz w:val="19"/>
+        </w:rPr>
         <w:t xml:space="preserve">    'default': {</w:t>
+      </w:r>
+      <w:r>
+        <w:rPr>
+          <w:rFonts w:ascii="Consolas" w:hAnsi="Consolas"/>
+          <w:sz w:val="19"/>
+        </w:rPr>
         <w:br/>
+      </w:r>
+      <w:r>
+        <w:rPr>
+          <w:rFonts w:ascii="Consolas" w:hAnsi="Consolas"/>
+          <w:color w:val="2D2D2D"/>
+          <w:sz w:val="19"/>
+        </w:rPr>
         <w:t xml:space="preserve">        'ENGINE': 'django.db.backends.postgresql',</w:t>
+      </w:r>
+      <w:r>
+        <w:rPr>
+          <w:rFonts w:ascii="Consolas" w:hAnsi="Consolas"/>
+          <w:sz w:val="19"/>
+        </w:rPr>
         <w:br/>
+      </w:r>
+      <w:r>
+        <w:rPr>
+          <w:rFonts w:ascii="Consolas" w:hAnsi="Consolas"/>
+          <w:color w:val="2D2D2D"/>
+          <w:sz w:val="19"/>
+        </w:rPr>
         <w:t xml:space="preserve">        'NAME': 'mydatabase',</w:t>
+      </w:r>
+      <w:r>
+        <w:rPr>
+          <w:rFonts w:ascii="Consolas" w:hAnsi="Consolas"/>
+          <w:sz w:val="19"/>
+        </w:rPr>
         <w:br/>
+      </w:r>
+      <w:r>
+        <w:rPr>
+          <w:rFonts w:ascii="Consolas" w:hAnsi="Consolas"/>
+          <w:color w:val="2D2D2D"/>
+          <w:sz w:val="19"/>
+        </w:rPr>
         <w:t xml:space="preserve">        'USER': 'myuser',</w:t>
+      </w:r>
+      <w:r>
+        <w:rPr>
+          <w:rFonts w:ascii="Consolas" w:hAnsi="Consolas"/>
+          <w:sz w:val="19"/>
+        </w:rPr>
         <w:br/>
+      </w:r>
+      <w:r>
+        <w:rPr>
+          <w:rFonts w:ascii="Consolas" w:hAnsi="Consolas"/>
+          <w:color w:val="2D2D2D"/>
+          <w:sz w:val="19"/>
+        </w:rPr>
         <w:t xml:space="preserve">        'PASSWORD': 'mypassword',</w:t>
+      </w:r>
+      <w:r>
+        <w:rPr>
+          <w:rFonts w:ascii="Consolas" w:hAnsi="Consolas"/>
+          <w:sz w:val="19"/>
+        </w:rPr>
         <w:br/>
+      </w:r>
+      <w:r>
+        <w:rPr>
+          <w:rFonts w:ascii="Consolas" w:hAnsi="Consolas"/>
+          <w:color w:val="2D2D2D"/>
+          <w:sz w:val="19"/>
+        </w:rPr>
         <w:t xml:space="preserve">        'HOST': 'localhost',</w:t>
+      </w:r>
+      <w:r>
+        <w:rPr>
+          <w:rFonts w:ascii="Consolas" w:hAnsi="Consolas"/>
+          <w:sz w:val="19"/>
+        </w:rPr>
         <w:br/>
+      </w:r>
+      <w:r>
+        <w:rPr>
+          <w:rFonts w:ascii="Consolas" w:hAnsi="Consolas"/>
+          <w:color w:val="2D2D2D"/>
+          <w:sz w:val="19"/>
+        </w:rPr>
         <w:t xml:space="preserve">        'PORT': '5432',</w:t>
+      </w:r>
+      <w:r>
+        <w:rPr>
+          <w:rFonts w:ascii="Consolas" w:hAnsi="Consolas"/>
+          <w:sz w:val="19"/>
+        </w:rPr>
         <w:br/>
+      </w:r>
+      <w:r>
+        <w:rPr>
+          <w:rFonts w:ascii="Consolas" w:hAnsi="Consolas"/>
+          <w:color w:val="2D2D2D"/>
+          <w:sz w:val="19"/>
+        </w:rPr>
         <w:t xml:space="preserve">    }</w:t>
+      </w:r>
+      <w:r>
+        <w:rPr>
+          <w:rFonts w:ascii="Consolas" w:hAnsi="Consolas"/>
+          <w:sz w:val="19"/>
+        </w:rPr>
         <w:br/>
+      </w:r>
+      <w:r>
+        <w:rPr>
+          <w:rFonts w:ascii="Consolas" w:hAnsi="Consolas"/>
+          <w:color w:val="2D2D2D"/>
+          <w:sz w:val="19"/>
+        </w:rPr>
         <w:t>}</w:t>
+      </w:r>
+      <w:r>
+        <w:rPr>
+          <w:rFonts w:ascii="Consolas" w:hAnsi="Consolas"/>
+          <w:sz w:val="19"/>
+        </w:rPr>
         <w:br/>
+      </w:r>
+      <w:r>
+        <w:rPr>
+          <w:rFonts w:ascii="Consolas" w:hAnsi="Consolas"/>
+          <w:color w:val="2D2D2D"/>
+          <w:sz w:val="19"/>
+        </w:rPr>
+      </w:r>
+      <w:r>
+        <w:rPr>
+          <w:rFonts w:ascii="Consolas" w:hAnsi="Consolas"/>
+          <w:sz w:val="19"/>
+        </w:rPr>
         <w:br/>
+      </w:r>
+      <w:r>
+        <w:rPr>
+          <w:rFonts w:ascii="Consolas" w:hAnsi="Consolas"/>
+          <w:color w:val="2D2D2D"/>
+          <w:sz w:val="19"/>
+        </w:rPr>
         <w:t># src/main/python/myproject/urls.py</w:t>
+      </w:r>
+      <w:r>
+        <w:rPr>
+          <w:rFonts w:ascii="Consolas" w:hAnsi="Consolas"/>
+          <w:sz w:val="19"/>
+        </w:rPr>
         <w:br/>
+      </w:r>
+      <w:r>
+        <w:rPr>
+          <w:rFonts w:ascii="Consolas" w:hAnsi="Consolas"/>
+          <w:color w:val="2D2D2D"/>
+          <w:sz w:val="19"/>
+        </w:rPr>
         <w:t>from django.contrib import admin</w:t>
+      </w:r>
+      <w:r>
+        <w:rPr>
+          <w:rFonts w:ascii="Consolas" w:hAnsi="Consolas"/>
+          <w:sz w:val="19"/>
+        </w:rPr>
         <w:br/>
+      </w:r>
+      <w:r>
+        <w:rPr>
+          <w:rFonts w:ascii="Consolas" w:hAnsi="Consolas"/>
+          <w:color w:val="2D2D2D"/>
+          <w:sz w:val="19"/>
+        </w:rPr>
         <w:t>from django.urls import path, include</w:t>
+      </w:r>
+      <w:r>
+        <w:rPr>
+          <w:rFonts w:ascii="Consolas" w:hAnsi="Consolas"/>
+          <w:sz w:val="19"/>
+        </w:rPr>
         <w:br/>
+      </w:r>
+      <w:r>
+        <w:rPr>
+          <w:rFonts w:ascii="Consolas" w:hAnsi="Consolas"/>
+          <w:color w:val="2D2D2D"/>
+          <w:sz w:val="19"/>
+        </w:rPr>
+      </w:r>
+      <w:r>
+        <w:rPr>
+          <w:rFonts w:ascii="Consolas" w:hAnsi="Consolas"/>
+          <w:sz w:val="19"/>
+        </w:rPr>
         <w:br/>
+      </w:r>
+      <w:r>
+        <w:rPr>
+          <w:rFonts w:ascii="Consolas" w:hAnsi="Consolas"/>
+          <w:color w:val="2D2D2D"/>
+          <w:sz w:val="19"/>
+        </w:rPr>
         <w:t>urlpatterns = [</w:t>
+      </w:r>
+      <w:r>
+        <w:rPr>
+          <w:rFonts w:ascii="Consolas" w:hAnsi="Consolas"/>
+          <w:sz w:val="19"/>
+        </w:rPr>
         <w:br/>
+      </w:r>
+      <w:r>
+        <w:rPr>
+          <w:rFonts w:ascii="Consolas" w:hAnsi="Consolas"/>
+          <w:color w:val="2D2D2D"/>
+          <w:sz w:val="19"/>
+        </w:rPr>
         <w:t xml:space="preserve">    path('admin/', admin.site.urls),</w:t>
+      </w:r>
+      <w:r>
+        <w:rPr>
+          <w:rFonts w:ascii="Consolas" w:hAnsi="Consolas"/>
+          <w:sz w:val="19"/>
+        </w:rPr>
         <w:br/>
+      </w:r>
+      <w:r>
+        <w:rPr>
+          <w:rFonts w:ascii="Consolas" w:hAnsi="Consolas"/>
+          <w:color w:val="2D2D2D"/>
+          <w:sz w:val="19"/>
+        </w:rPr>
         <w:t xml:space="preserve">    path('', include('myapp.urls')),</w:t>
+      </w:r>
+      <w:r>
+        <w:rPr>
+          <w:rFonts w:ascii="Consolas" w:hAnsi="Consolas"/>
+          <w:sz w:val="19"/>
+        </w:rPr>
         <w:br/>
+      </w:r>
+      <w:r>
+        <w:rPr>
+          <w:rFonts w:ascii="Consolas" w:hAnsi="Consolas"/>
+          <w:color w:val="2D2D2D"/>
+          <w:sz w:val="19"/>
+        </w:rPr>
         <w:t>]</w:t>
+      </w:r>
+      <w:r>
+        <w:rPr>
+          <w:rFonts w:ascii="Consolas" w:hAnsi="Consolas"/>
+          <w:sz w:val="19"/>
+        </w:rPr>
         <w:br/>
+      </w:r>
+      <w:r>
+        <w:rPr>
+          <w:rFonts w:ascii="Consolas" w:hAnsi="Consolas"/>
+          <w:color w:val="2D2D2D"/>
+          <w:sz w:val="19"/>
+        </w:rPr>
+      </w:r>
+      <w:r>
+        <w:rPr>
+          <w:rFonts w:ascii="Consolas" w:hAnsi="Consolas"/>
+          <w:sz w:val="19"/>
+        </w:rPr>
         <w:br/>
+      </w:r>
+      <w:r>
+        <w:rPr>
+          <w:rFonts w:ascii="Consolas" w:hAnsi="Consolas"/>
+          <w:color w:val="2D2D2D"/>
+          <w:sz w:val="19"/>
+        </w:rPr>
         <w:t># src/main/python/myapp/views.py</w:t>
+      </w:r>
+      <w:r>
+        <w:rPr>
+          <w:rFonts w:ascii="Consolas" w:hAnsi="Consolas"/>
+          <w:sz w:val="19"/>
+        </w:rPr>
         <w:br/>
+      </w:r>
+      <w:r>
+        <w:rPr>
+          <w:rFonts w:ascii="Consolas" w:hAnsi="Consolas"/>
+          <w:color w:val="2D2D2D"/>
+          <w:sz w:val="19"/>
+        </w:rPr>
         <w:t>from django.shortcuts import render</w:t>
+      </w:r>
+      <w:r>
+        <w:rPr>
+          <w:rFonts w:ascii="Consolas" w:hAnsi="Consolas"/>
+          <w:sz w:val="19"/>
+        </w:rPr>
         <w:br/>
+      </w:r>
+      <w:r>
+        <w:rPr>
+          <w:rFonts w:ascii="Consolas" w:hAnsi="Consolas"/>
+          <w:color w:val="2D2D2D"/>
+          <w:sz w:val="19"/>
+        </w:rPr>
+      </w:r>
+      <w:r>
+        <w:rPr>
+          <w:rFonts w:ascii="Consolas" w:hAnsi="Consolas"/>
+          <w:sz w:val="19"/>
+        </w:rPr>
         <w:br/>
+      </w:r>
+      <w:r>
+        <w:rPr>
+          <w:rFonts w:ascii="Consolas" w:hAnsi="Consolas"/>
+          <w:color w:val="2D2D2D"/>
+          <w:sz w:val="19"/>
+        </w:rPr>
         <w:t>def home_view(request):</w:t>
+      </w:r>
+      <w:r>
+        <w:rPr>
+          <w:rFonts w:ascii="Consolas" w:hAnsi="Consolas"/>
+          <w:sz w:val="19"/>
+        </w:rPr>
         <w:br/>
+      </w:r>
+      <w:r>
+        <w:rPr>
+          <w:rFonts w:ascii="Consolas" w:hAnsi="Consolas"/>
+          <w:color w:val="2D2D2D"/>
+          <w:sz w:val="19"/>
+        </w:rPr>
         <w:t xml:space="preserve">    return render(request, 'myapp/home.html')</w:t>
       </w:r>
     </w:p>
     <w:p>
       <w:pPr>
-        <w:spacing w:after="120"/>
+        <w:pStyle w:val="Heading4"/>
       </w:pPr>
       <w:r>
-        <w:rPr>
-          <w:sz w:val="22"/>
-        </w:rPr>
-        <w:t>#### Summaries and Key Takeaways</w:t>
+        <w:t>Summaries and Key Takeaways</w:t>
       </w:r>
     </w:p>
     <w:p>
@@ -968,18 +1715,24 @@
       </w:pPr>
       <w:r>
         <w:rPr>
+          <w:rFonts w:ascii="Calibri" w:hAnsi="Calibri"/>
+          <w:color w:val="333333"/>
           <w:sz w:val="22"/>
         </w:rPr>
       </w:r>
       <w:r>
         <w:rPr>
+          <w:rFonts w:ascii="Calibri" w:hAnsi="Calibri"/>
           <w:b/>
+          <w:color w:val="333333"/>
           <w:sz w:val="22"/>
         </w:rPr>
         <w:t>Consistent Environment</w:t>
       </w:r>
       <w:r>
         <w:rPr>
+          <w:rFonts w:ascii="Calibri" w:hAnsi="Calibri"/>
+          <w:color w:val="333333"/>
           <w:sz w:val="22"/>
         </w:rPr>
         <w:t>: Keep your development environment clean to ensure consistent project setup and execution.</w:t>
@@ -992,18 +1745,24 @@
       </w:pPr>
       <w:r>
         <w:rPr>
+          <w:rFonts w:ascii="Calibri" w:hAnsi="Calibri"/>
+          <w:color w:val="333333"/>
           <w:sz w:val="22"/>
         </w:rPr>
       </w:r>
       <w:r>
         <w:rPr>
+          <w:rFonts w:ascii="Calibri" w:hAnsi="Calibri"/>
           <w:b/>
+          <w:color w:val="333333"/>
           <w:sz w:val="22"/>
         </w:rPr>
         <w:t>Use Virtual Environments</w:t>
       </w:r>
       <w:r>
         <w:rPr>
+          <w:rFonts w:ascii="Calibri" w:hAnsi="Calibri"/>
+          <w:color w:val="333333"/>
           <w:sz w:val="22"/>
         </w:rPr>
         <w:t>: They provide a sandboxed environment for Python projects, avoiding dependency conflicts.</w:t>
@@ -1016,18 +1775,24 @@
       </w:pPr>
       <w:r>
         <w:rPr>
+          <w:rFonts w:ascii="Calibri" w:hAnsi="Calibri"/>
+          <w:color w:val="333333"/>
           <w:sz w:val="22"/>
         </w:rPr>
       </w:r>
       <w:r>
         <w:rPr>
+          <w:rFonts w:ascii="Calibri" w:hAnsi="Calibri"/>
           <w:b/>
+          <w:color w:val="333333"/>
           <w:sz w:val="22"/>
         </w:rPr>
         <w:t>Regular Testing</w:t>
       </w:r>
       <w:r>
         <w:rPr>
+          <w:rFonts w:ascii="Calibri" w:hAnsi="Calibri"/>
+          <w:color w:val="333333"/>
           <w:sz w:val="22"/>
         </w:rPr>
         <w:t>: Implementing tests is a best practice for Django projects, ensuring reliability and catching issues early.</w:t>
@@ -1040,18 +1805,24 @@
       </w:pPr>
       <w:r>
         <w:rPr>
+          <w:rFonts w:ascii="Calibri" w:hAnsi="Calibri"/>
+          <w:color w:val="333333"/>
           <w:sz w:val="22"/>
         </w:rPr>
       </w:r>
       <w:r>
         <w:rPr>
+          <w:rFonts w:ascii="Calibri" w:hAnsi="Calibri"/>
           <w:b/>
+          <w:color w:val="333333"/>
           <w:sz w:val="22"/>
         </w:rPr>
         <w:t>Use Built-in Commands</w:t>
       </w:r>
       <w:r>
         <w:rPr>
+          <w:rFonts w:ascii="Calibri" w:hAnsi="Calibri"/>
+          <w:color w:val="333333"/>
           <w:sz w:val="22"/>
         </w:rPr>
         <w:t xml:space="preserve">: Django provides useful commands like </w:t>
@@ -1059,13 +1830,15 @@
       <w:r>
         <w:rPr>
           <w:rFonts w:ascii="Consolas" w:hAnsi="Consolas"/>
-          <w:color w:val="2D2D2D"/>
-          <w:sz w:val="22"/>
+          <w:color w:val="333333"/>
+          <w:sz w:val="19"/>
         </w:rPr>
         <w:t>manage.py runserver</w:t>
       </w:r>
       <w:r>
         <w:rPr>
+          <w:rFonts w:ascii="Calibri" w:hAnsi="Calibri"/>
+          <w:color w:val="333333"/>
           <w:sz w:val="22"/>
         </w:rPr>
         <w:t xml:space="preserve"> for quick local development.</w:t>
@@ -1077,19 +1850,68 @@
       </w:pPr>
       <w:r>
         <w:rPr>
+          <w:rFonts w:ascii="Calibri" w:hAnsi="Calibri"/>
+          <w:color w:val="333333"/>
           <w:sz w:val="22"/>
         </w:rPr>
         <w:t>By following these steps and best practices, you can create a solid foundation for developing robust Django applications.</w:t>
       </w:r>
     </w:p>
     <w:sectPr>
+      <w:footerReference w:type="default" r:id="rId9"/>
+      <w:headerReference w:type="default" r:id="rId10"/>
       <w:pgSz w:w="12240" w:h="15840"/>
-      <w:pgMar w:top="1440" w:right="1800" w:bottom="1440" w:left="1800" w:header="720" w:footer="720" w:gutter="0"/>
+      <w:pgMar w:top="1440" w:right="1440" w:bottom="1440" w:left="1440" w:header="720" w:footer="720" w:gutter="0"/>
       <w:cols w:space="720"/>
       <w:docGrid w:linePitch="360"/>
     </w:sectPr>
   </w:body>
 </w:document>
+</file>
+
+<file path=word/footer1.xml><?xml version="1.0" encoding="utf-8"?>
+<w:ftr xmlns:m="http://schemas.openxmlformats.org/officeDocument/2006/math" xmlns:mc="http://schemas.openxmlformats.org/markup-compatibility/2006" xmlns:mo="http://schemas.microsoft.com/office/mac/office/2008/main" xmlns:mv="urn:schemas-microsoft-com:mac:vml" xmlns:o="urn:schemas-microsoft-com:office:office" xmlns:r="http://schemas.openxmlformats.org/officeDocument/2006/relationships" xmlns:v="urn:schemas-microsoft-com:vml" xmlns:w10="urn:schemas-microsoft-com:office:word" xmlns:w14="http://schemas.microsoft.com/office/word/2010/wordml" xmlns:w="http://schemas.openxmlformats.org/wordprocessingml/2006/main" xmlns:wne="http://schemas.microsoft.com/office/word/2006/wordml" xmlns:wp14="http://schemas.microsoft.com/office/word/2010/wordprocessingDrawing" xmlns:wp="http://schemas.openxmlformats.org/drawingml/2006/wordprocessingDrawing" xmlns:wpc="http://schemas.microsoft.com/office/word/2010/wordprocessingCanvas" xmlns:wpg="http://schemas.microsoft.com/office/word/2010/wordprocessingGroup" xmlns:wpi="http://schemas.microsoft.com/office/word/2010/wordprocessingInk" xmlns:wps="http://schemas.microsoft.com/office/word/2010/wordprocessingShape" mc:Ignorable="w14 wp14">
+  <w:p>
+    <w:pPr>
+      <w:pStyle w:val="Footer"/>
+      <w:spacing w:before="0" w:after="0"/>
+      <w:jc w:val="center"/>
+    </w:pPr>
+    <w:r>
+      <w:fldChar w:fldCharType="begin"/>
+    </w:r>
+    <w:r>
+      <w:instrText xml:space="preserve"> PAGE </w:instrText>
+    </w:r>
+    <w:r>
+      <w:fldChar w:fldCharType="end"/>
+    </w:r>
+  </w:p>
+</w:ftr>
+</file>
+
+<file path=word/header1.xml><?xml version="1.0" encoding="utf-8"?>
+<w:hdr xmlns:m="http://schemas.openxmlformats.org/officeDocument/2006/math" xmlns:mc="http://schemas.openxmlformats.org/markup-compatibility/2006" xmlns:mo="http://schemas.microsoft.com/office/mac/office/2008/main" xmlns:mv="urn:schemas-microsoft-com:mac:vml" xmlns:o="urn:schemas-microsoft-com:office:office" xmlns:r="http://schemas.openxmlformats.org/officeDocument/2006/relationships" xmlns:v="urn:schemas-microsoft-com:vml" xmlns:w10="urn:schemas-microsoft-com:office:word" xmlns:w14="http://schemas.microsoft.com/office/word/2010/wordml" xmlns:w="http://schemas.openxmlformats.org/wordprocessingml/2006/main" xmlns:wne="http://schemas.microsoft.com/office/word/2006/wordml" xmlns:wp14="http://schemas.microsoft.com/office/word/2010/wordprocessingDrawing" xmlns:wp="http://schemas.openxmlformats.org/drawingml/2006/wordprocessingDrawing" xmlns:wpc="http://schemas.microsoft.com/office/word/2010/wordprocessingCanvas" xmlns:wpg="http://schemas.microsoft.com/office/word/2010/wordprocessingGroup" xmlns:wpi="http://schemas.microsoft.com/office/word/2010/wordprocessingInk" xmlns:wps="http://schemas.microsoft.com/office/word/2010/wordprocessingShape" mc:Ignorable="w14 wp14">
+  <w:p>
+    <w:pPr>
+      <w:pStyle w:val="Header"/>
+      <w:spacing w:before="0" w:after="0"/>
+      <w:jc w:val="left"/>
+      <w:pBdr>
+        <w:bottom w:val="single" w:sz="4" w:space="1" w:color="CCCCCC"/>
+      </w:pBdr>
+    </w:pPr>
+    <w:r>
+      <w:rPr>
+        <w:rFonts w:ascii="Calibri" w:hAnsi="Calibri"/>
+        <w:i/>
+        <w:color w:val="808080"/>
+        <w:sz w:val="16"/>
+      </w:rPr>
+      <w:t>Lesson 1: Python and Django Fundamentals  |  Subtopic 1: Setting Up the Django Environment</w:t>
+    </w:r>
+  </w:p>
+</w:hdr>
 </file>
 
 <file path=word/numbering.xml><?xml version="1.0" encoding="utf-8"?>
@@ -1455,6 +2277,14 @@
     <w:name w:val="Normal"/>
     <w:qFormat/>
     <w:rsid w:val="00FC693F"/>
+    <w:pPr>
+      <w:spacing w:after="120" w:before="0" w:line="276" w:lineRule="auto"/>
+    </w:pPr>
+    <w:rPr>
+      <w:rFonts w:ascii="Calibri" w:hAnsi="Calibri"/>
+      <w:color w:val="333333"/>
+      <w:sz w:val="22"/>
+    </w:rPr>
   </w:style>
   <w:style w:type="paragraph" w:styleId="Header">
     <w:name w:val="header"/>
@@ -1511,15 +2341,15 @@
     <w:pPr>
       <w:keepNext/>
       <w:keepLines/>
-      <w:spacing w:before="480" w:after="0"/>
+      <w:spacing w:before="480" w:after="240"/>
       <w:outlineLvl w:val="0"/>
     </w:pPr>
     <w:rPr>
-      <w:rFonts w:asciiTheme="majorHAnsi" w:eastAsiaTheme="majorEastAsia" w:hAnsiTheme="majorHAnsi" w:cstheme="majorBidi"/>
+      <w:rFonts w:asciiTheme="majorHAnsi" w:eastAsiaTheme="majorEastAsia" w:hAnsiTheme="majorHAnsi" w:cstheme="majorBidi" w:ascii="Calibri Light" w:hAnsi="Calibri Light"/>
       <w:b/>
       <w:bCs/>
-      <w:color w:val="365F91" w:themeColor="accent1" w:themeShade="BF"/>
-      <w:sz w:val="28"/>
+      <w:color w:val="1F3A5F"/>
+      <w:sz w:val="48"/>
       <w:szCs w:val="28"/>
     </w:rPr>
   </w:style>
@@ -1535,15 +2365,15 @@
     <w:pPr>
       <w:keepNext/>
       <w:keepLines/>
-      <w:spacing w:before="200" w:after="0"/>
+      <w:spacing w:before="360" w:after="200"/>
       <w:outlineLvl w:val="1"/>
     </w:pPr>
     <w:rPr>
-      <w:rFonts w:asciiTheme="majorHAnsi" w:eastAsiaTheme="majorEastAsia" w:hAnsiTheme="majorHAnsi" w:cstheme="majorBidi"/>
+      <w:rFonts w:asciiTheme="majorHAnsi" w:eastAsiaTheme="majorEastAsia" w:hAnsiTheme="majorHAnsi" w:cstheme="majorBidi" w:ascii="Calibri Light" w:hAnsi="Calibri Light"/>
       <w:b/>
       <w:bCs/>
-      <w:color w:val="4F81BD" w:themeColor="accent1"/>
-      <w:sz w:val="26"/>
+      <w:color w:val="1F3A5F"/>
+      <w:sz w:val="36"/>
       <w:szCs w:val="26"/>
     </w:rPr>
   </w:style>
@@ -1559,14 +2389,15 @@
     <w:pPr>
       <w:keepNext/>
       <w:keepLines/>
-      <w:spacing w:before="200" w:after="0"/>
+      <w:spacing w:before="280" w:after="160"/>
       <w:outlineLvl w:val="2"/>
     </w:pPr>
     <w:rPr>
-      <w:rFonts w:asciiTheme="majorHAnsi" w:eastAsiaTheme="majorEastAsia" w:hAnsiTheme="majorHAnsi" w:cstheme="majorBidi"/>
+      <w:rFonts w:asciiTheme="majorHAnsi" w:eastAsiaTheme="majorEastAsia" w:hAnsiTheme="majorHAnsi" w:cstheme="majorBidi" w:ascii="Calibri Light" w:hAnsi="Calibri Light"/>
       <w:b/>
       <w:bCs/>
-      <w:color w:val="4F81BD" w:themeColor="accent1"/>
+      <w:color w:val="1F3A5F"/>
+      <w:sz w:val="28"/>
     </w:rPr>
   </w:style>
   <w:style w:type="paragraph" w:styleId="Heading4">
@@ -1582,16 +2413,17 @@
     <w:pPr>
       <w:keepNext/>
       <w:keepLines/>
-      <w:spacing w:before="200" w:after="0"/>
+      <w:spacing w:before="200" w:after="120"/>
       <w:outlineLvl w:val="3"/>
     </w:pPr>
     <w:rPr>
-      <w:rFonts w:asciiTheme="majorHAnsi" w:eastAsiaTheme="majorEastAsia" w:hAnsiTheme="majorHAnsi" w:cstheme="majorBidi"/>
+      <w:rFonts w:asciiTheme="majorHAnsi" w:eastAsiaTheme="majorEastAsia" w:hAnsiTheme="majorHAnsi" w:cstheme="majorBidi" w:ascii="Calibri Light" w:hAnsi="Calibri Light"/>
       <w:b/>
       <w:bCs/>
       <w:i/>
       <w:iCs/>
-      <w:color w:val="4F81BD" w:themeColor="accent1"/>
+      <w:color w:val="1F3A5F"/>
+      <w:sz w:val="24"/>
     </w:rPr>
   </w:style>
   <w:style w:type="paragraph" w:styleId="Heading5">
@@ -1982,8 +2814,14 @@
       <w:numPr>
         <w:numId w:val="1"/>
       </w:numPr>
+      <w:spacing w:after="40" w:before="40"/>
+      <w:ind w:left="720" w:hanging="357"/>
       <w:contextualSpacing/>
     </w:pPr>
+    <w:rPr>
+      <w:rFonts w:ascii="Calibri" w:hAnsi="Calibri"/>
+      <w:sz w:val="22"/>
+    </w:rPr>
   </w:style>
   <w:style w:type="paragraph" w:styleId="ListBullet2">
     <w:name w:val="List Bullet 2"/>
@@ -2021,8 +2859,14 @@
       <w:numPr>
         <w:numId w:val="5"/>
       </w:numPr>
+      <w:spacing w:after="40" w:before="40"/>
+      <w:ind w:left="720" w:hanging="357"/>
       <w:contextualSpacing/>
     </w:pPr>
+    <w:rPr>
+      <w:rFonts w:ascii="Calibri" w:hAnsi="Calibri"/>
+      <w:sz w:val="22"/>
+    </w:rPr>
   </w:style>
   <w:style w:type="paragraph" w:styleId="ListNumber2">
     <w:name w:val="List Number 2"/>
@@ -13137,6 +13981,19 @@
         <w:shd w:val="clear" w:color="auto" w:fill="FBCAA2" w:themeFill="accent6" w:themeFillTint="7F"/>
       </w:tcPr>
     </w:tblStylePr>
+  </w:style>
+  <w:style w:type="paragraph" w:customStyle="1" w:styleId="CodeBlock">
+    <w:name w:val="Code Block"/>
+    <w:pPr>
+      <w:spacing w:after="120" w:before="120"/>
+      <w:ind w:left="567" w:right="567"/>
+      <w:shd w:fill="F4F4F4" w:val="clear"/>
+    </w:pPr>
+    <w:rPr>
+      <w:rFonts w:ascii="Consolas" w:hAnsi="Consolas"/>
+      <w:color w:val="2D2D2D"/>
+      <w:sz w:val="19"/>
+    </w:rPr>
   </w:style>
 </w:styles>
 </file>
